--- a/policies/build/chapters_v2/COP/HCO_COP_14_v2_REWRITE_DRAFT.docx
+++ b/policies/build/chapters_v2/COP/HCO_COP_14_v2_REWRITE_DRAFT.docx
@@ -1947,14 +1947,6 @@
         <w:pStyle w:val="ListNumber"/>
       </w:pPr>
       <w:r>
-        <w:t>Guidebook interpretation supplied for COP.14.a through COP.14.j.</w:t>
-      </w:r>
-    </w:p>
-    <w:p>
-      <w:pPr>
-        <w:pStyle w:val="ListNumber"/>
-      </w:pPr>
-      <w:r>
         <w:t>NABH guidelines for OT air-conditioning (reference for COP.14.j environmental surveillance).</w:t>
       </w:r>
     </w:p>

--- a/policies/build/chapters_v2/COP/HCO_COP_14_v2_REWRITE_DRAFT.docx
+++ b/policies/build/chapters_v2/COP/HCO_COP_14_v2_REWRITE_DRAFT.docx
@@ -1959,9 +1959,23 @@
       </w:r>
     </w:p>
     <w:p>
-      <w:pPr/>
       <w:r>
-        <w:t>This policy reorganises the supplied COP.14 objective elements and approved plain-language content into policy format. The stop-work text — which corresponds to COP.14.d (CORE*) — is reproduced exactly as supplied. Mandatory requirements and their stated modal strength have been retained. The three site-marking triggers (laterality, multiple structures, multiple levels), the time-out's three mandatory agreements (correct patient identity, correct procedure, correct surgical site), the eight operative-note elements, the seven OT facility areas, and the two distinct environmental monitoring frequencies (daily: humidity/pressure differential/temperature; at least every six months: filter integrity) are all preserved exactly and kept separate. The fresh-consent-except-life-saving exception (COP.14.c) is preserved exactly. The policy is scope-conditional: it does not apply if surgical services are not provided.</w:t>
+        <w:t>This document is a template prepared for the guidance of «Hospital Name» and must be reviewed, adapted and formally approved by «Hospital Name» before use. Every entry marked ________ must be completed before the document is issued.</w:t>
+      </w:r>
+    </w:p>
+    <w:p>
+      <w:r>
+        <w:t>The requirements in this document are accreditation requirements of the NABH Full Accreditation Standards for Hospitals, 6th Edition, not duties under a named Act of Parliament. Statutory duties that arise under other documents of «Hospital Name» remain those documents. «Hospital Name» is responsible for verifying any statutory duty that applies to it; this document does not constitute legal advice.</w:t>
+      </w:r>
+    </w:p>
+    <w:p>
+      <w:r>
+        <w:t>The clinical and technical content reflects recognised national and international guidance current at the date of preparation. «Hospital Name» remains responsible for verifying that it is current and consistent with the edition of the accreditation standard against which it is being assessed.</w:t>
+      </w:r>
+    </w:p>
+    <w:p>
+      <w:r>
+        <w:t>This document is not issued by, endorsed by, or affiliated with NABH or any other body named in it. Wording is original; no text has been reproduced from the standards, rules or guidelines referenced.</w:t>
       </w:r>
     </w:p>
     <w:sectPr>
